--- a/technical_protection_of_information/практики/2/2026/Документы/1. Заявление о предоставлении лицензии.docx
+++ b/technical_protection_of_information/практики/2/2026/Документы/1. Заявление о предоставлении лицензии.docx
@@ -98,6 +98,16 @@
         </w:tc>
       </w:tr>
     </w:tbl>
+    <w:p>
+      <w:r>
+        <w:rPr>
+          <w:rFonts w:ascii="Times New Roman" w:hAnsi="Times New Roman"/>
+          <w:i/>
+          <w:sz w:val="22"/>
+        </w:rPr>
+        <w:t>Примечание к ПЗ № 2: учебный материал заявления из ПЗ № 1. Не подтверждает выдачу лицензии и не является описью текущей проверки. Актуальный состав пакета приведён в приложении А исправленного отчёта.</w:t>
+      </w:r>
+    </w:p>
     <w:p>
       <w:pPr>
         <w:keepLines/>
